--- a/1юпсп/4 Создание сайта-визитки-видео.docx
+++ b/1юпсп/4 Создание сайта-визитки-видео.docx
@@ -2703,7 +2703,46 @@
           <w:szCs w:val="28"/>
           <w:lang w:eastAsia="en-US"/>
         </w:rPr>
-        <w:t>4*</w:t>
+        <w:t>4</w:t>
+      </w:r>
+      <w:r>
+        <w:rPr>
+          <w:rFonts w:ascii="Times New Roman" w:eastAsiaTheme="minorHAnsi" w:hAnsi="Times New Roman" w:cs="Times New Roman"/>
+          <w:b/>
+          <w:sz w:val="28"/>
+          <w:szCs w:val="28"/>
+          <w:lang w:eastAsia="en-US"/>
+        </w:rPr>
+        <w:t xml:space="preserve"> </w:t>
+      </w:r>
+      <w:r>
+        <w:rPr>
+          <w:rFonts w:ascii="Times New Roman" w:eastAsia="Times New Roman" w:hAnsi="Times New Roman" w:cs="Times New Roman"/>
+          <w:b/>
+          <w:sz w:val="28"/>
+          <w:szCs w:val="24"/>
+          <w:lang w:val="en-US"/>
+        </w:rPr>
+        <w:t>(</w:t>
+      </w:r>
+      <w:r>
+        <w:rPr>
+          <w:rFonts w:ascii="Times New Roman" w:eastAsia="Times New Roman" w:hAnsi="Times New Roman" w:cs="Times New Roman"/>
+          <w:b/>
+          <w:sz w:val="28"/>
+          <w:szCs w:val="24"/>
+        </w:rPr>
+        <w:t>дополнительно</w:t>
+      </w:r>
+      <w:r>
+        <w:rPr>
+          <w:rFonts w:ascii="Times New Roman" w:eastAsia="Times New Roman" w:hAnsi="Times New Roman" w:cs="Times New Roman"/>
+          <w:b/>
+          <w:sz w:val="28"/>
+          <w:szCs w:val="24"/>
+          <w:lang w:val="en-US"/>
+        </w:rPr>
+        <w:t>)</w:t>
       </w:r>
       <w:r>
         <w:rPr>
@@ -2764,20 +2803,6 @@
           <w:sz w:val="28"/>
           <w:szCs w:val="28"/>
           <w:lang w:eastAsia="en-US"/>
-        </w:rPr>
-      </w:pPr>
-    </w:p>
-    <w:p>
-      <w:pPr>
-        <w:pStyle w:val="a3"/>
-        <w:spacing w:after="0" w:line="240" w:lineRule="auto"/>
-        <w:ind w:left="0" w:firstLine="709"/>
-        <w:jc w:val="both"/>
-        <w:rPr>
-          <w:rFonts w:ascii="Times New Roman" w:eastAsiaTheme="minorHAnsi" w:hAnsi="Times New Roman" w:cs="Times New Roman"/>
-          <w:sz w:val="28"/>
-          <w:szCs w:val="28"/>
-          <w:lang w:val="en-US" w:eastAsia="en-US"/>
         </w:rPr>
       </w:pPr>
       <w:r>
